--- a/Fase 2/Evidencias Proyecto (version Agil)/Documento 04- Definition of Done.docx
+++ b/Fase 2/Evidencias Proyecto (version Agil)/Documento 04- Definition of Done.docx
@@ -190,7 +190,7 @@
                         <w:szCs w:val="44"/>
                         <w:lang w:val="es-AR"/>
                       </w:rPr>
-                      <w:t xml:space="preserve">Proyecto: Mira – Sistema de gestión y trazabilidad de equipos de geomensura</w:t>
+                      <w:t xml:space="preserve">Proyecto: </w:t>
                     </w:r>
                     <w:r>
                       <w:rPr>
@@ -201,7 +201,7 @@
                         <w:szCs w:val="44"/>
                         <w:lang w:val="es-AR"/>
                       </w:rPr>
-                      <w:t/>
+                      <w:t xml:space="preserve">Mira – Sistema de gestión y trazabilidad de equipos de geomensura</w:t>
                     </w:r>
                   </w:p>
                 </w:tc>
@@ -255,7 +255,7 @@
                     <w:b/>
                     <w:bCs/>
                   </w:rPr>
-                  <w:t xml:space="preserve">Revisión: 01</w:t>
+                  <w:t>Revisión</w:t>
                 </w:r>
                 <w:r>
                   <w:rPr>
@@ -263,6 +263,26 @@
                     <w:b/>
                     <w:bCs/>
                     <w:i/>
+                  </w:rPr>
+                  <w:t xml:space="preserve">: </w:t>
+                </w:r>
+                <w:r>
+                  <w:rPr>
+                    <w:rFonts w:cstheme="minorHAnsi"/>
+                    <w:b/>
+                    <w:bCs/>
+                    <w:i/>
+                    <w:color w:val="FF0000"/>
+                  </w:rPr>
+                  <w:t xml:space="preserve">01</w:t>
+                </w:r>
+                <w:r>
+                  <w:rPr>
+                    <w:rFonts w:cstheme="minorHAnsi"/>
+                    <w:b/>
+                    <w:bCs/>
+                    <w:i/>
+                    <w:color w:val="FF0000"/>
                   </w:rPr>
                   <w:t xml:space="preserve"/>
                 </w:r>
@@ -274,27 +294,7 @@
                     <w:i/>
                     <w:color w:val="FF0000"/>
                   </w:rPr>
-                  <w:t/>
-                </w:r>
-                <w:r>
-                  <w:rPr>
-                    <w:rFonts w:cstheme="minorHAnsi"/>
-                    <w:b/>
-                    <w:bCs/>
-                    <w:i/>
-                    <w:color w:val="FF0000"/>
-                  </w:rPr>
-                  <w:t/>
-                </w:r>
-                <w:r>
-                  <w:rPr>
-                    <w:rFonts w:cstheme="minorHAnsi"/>
-                    <w:b/>
-                    <w:bCs/>
-                    <w:i/>
-                    <w:color w:val="FF0000"/>
-                  </w:rPr>
-                  <w:t/>
+                  <w:t xml:space="preserve"/>
                 </w:r>
               </w:p>
             </w:tc>
@@ -10512,6 +10512,7 @@
       </w:r>
       <w:r>
         <w:rPr>
+          <w:color w:val="FF0000"/>
           <w:sz w:val="20"/>
         </w:rPr>
         <w:t>16-10-2026</w:t>
@@ -10556,6 +10557,7 @@
     <w:p>
       <w:pPr>
         <w:pStyle w:val="Ttulo1"/>
+        <w:keepNext/>
       </w:pPr>
       <w:bookmarkStart w:id="9002" w:name="_TocMira9002"/>
       <w:bookmarkStart w:id="2" w:name="_Toc241504475"/>
@@ -10584,6 +10586,9 @@
         <w:gridCol w:w="5275"/>
       </w:tblGrid>
       <w:tr>
+        <w:trPr>
+          <w:cantSplit/>
+        </w:trPr>
         <w:tc>
           <w:tcPr>
             <w:tcW w:w="3539" w:type="dxa"/>
@@ -10591,6 +10596,7 @@
           </w:tcPr>
           <w:p>
             <w:pPr>
+              <w:keepNext/>
               <w:jc w:val="both"/>
               <w:rPr>
                 <w:rFonts w:asciiTheme="minorHAnsi" w:hAnsiTheme="minorHAnsi" w:cstheme="minorHAnsi"/>
@@ -10617,6 +10623,7 @@
           </w:tcPr>
           <w:p>
             <w:pPr>
+              <w:keepNext/>
               <w:jc w:val="both"/>
               <w:rPr>
                 <w:rFonts w:asciiTheme="minorHAnsi" w:hAnsiTheme="minorHAnsi" w:cstheme="minorHAnsi"/>
@@ -10640,6 +10647,55 @@
       <w:tr>
         <w:trPr>
           <w:trHeight w:val="465"/>
+          <w:cantSplit/>
+        </w:trPr>
+        <w:tc>
+          <w:tcPr>
+            <w:tcW w:w="3539" w:type="dxa"/>
+            <w:vAlign w:val="center"/>
+          </w:tcPr>
+          <w:p>
+            <w:pPr>
+              <w:keepNext/>
+              <w:jc w:val="both"/>
+              <w:rPr>
+                <w:rFonts w:asciiTheme="minorHAnsi" w:hAnsiTheme="minorHAnsi" w:cstheme="minorHAnsi"/>
+                <w:i/>
+                <w:szCs w:val="24"/>
+                <w:lang w:val="es-ES" w:eastAsia="es-ES"/>
+              </w:rPr>
+            </w:pPr>
+            <w:r>
+              <w:t>Joaquín Romero</w:t>
+            </w:r>
+          </w:p>
+        </w:tc>
+        <w:tc>
+          <w:tcPr>
+            <w:tcW w:w="5275" w:type="dxa"/>
+            <w:vAlign w:val="center"/>
+          </w:tcPr>
+          <w:p>
+            <w:pPr>
+              <w:keepNext/>
+              <w:jc w:val="both"/>
+              <w:rPr>
+                <w:rFonts w:asciiTheme="minorHAnsi" w:hAnsiTheme="minorHAnsi" w:cstheme="minorHAnsi"/>
+                <w:i/>
+                <w:szCs w:val="24"/>
+                <w:lang w:val="es-ES" w:eastAsia="es-ES"/>
+              </w:rPr>
+            </w:pPr>
+            <w:r>
+              <w:t>Líder de proyecto · Modelo de datos y desarrollo backend</w:t>
+            </w:r>
+          </w:p>
+        </w:tc>
+      </w:tr>
+      <w:tr>
+        <w:trPr>
+          <w:trHeight w:val="465"/>
+          <w:cantSplit/>
         </w:trPr>
         <w:tc>
           <w:tcPr>
@@ -10650,14 +10706,14 @@
             <w:pPr>
               <w:jc w:val="both"/>
               <w:rPr>
-                <w:rFonts w:asciiTheme="minorHAnsi" w:hAnsiTheme="minorHAnsi" w:cstheme="minorHAnsi"/>
+                <w:rFonts w:cstheme="minorHAnsi"/>
                 <w:i/>
                 <w:szCs w:val="24"/>
                 <w:lang w:val="es-ES" w:eastAsia="es-ES"/>
               </w:rPr>
             </w:pPr>
             <w:r>
-              <w:t>Joaquín Romero</w:t>
+              <w:t>Gonzalo Arenas</w:t>
             </w:r>
           </w:p>
         </w:tc>
@@ -10670,51 +10726,6 @@
             <w:pPr>
               <w:jc w:val="both"/>
               <w:rPr>
-                <w:rFonts w:asciiTheme="minorHAnsi" w:hAnsiTheme="minorHAnsi" w:cstheme="minorHAnsi"/>
-                <w:i/>
-                <w:szCs w:val="24"/>
-                <w:lang w:val="es-ES" w:eastAsia="es-ES"/>
-              </w:rPr>
-            </w:pPr>
-            <w:r>
-              <w:t>Líder de proyecto · Modelo de datos y desarrollo backend</w:t>
-            </w:r>
-          </w:p>
-        </w:tc>
-      </w:tr>
-      <w:tr>
-        <w:trPr>
-          <w:trHeight w:val="465"/>
-        </w:trPr>
-        <w:tc>
-          <w:tcPr>
-            <w:tcW w:w="3539" w:type="dxa"/>
-            <w:vAlign w:val="center"/>
-          </w:tcPr>
-          <w:p>
-            <w:pPr>
-              <w:jc w:val="both"/>
-              <w:rPr>
-                <w:rFonts w:cstheme="minorHAnsi"/>
-                <w:i/>
-                <w:szCs w:val="24"/>
-                <w:lang w:val="es-ES" w:eastAsia="es-ES"/>
-              </w:rPr>
-            </w:pPr>
-            <w:r>
-              <w:t>Gonzalo Arenas</w:t>
-            </w:r>
-          </w:p>
-        </w:tc>
-        <w:tc>
-          <w:tcPr>
-            <w:tcW w:w="5275" w:type="dxa"/>
-            <w:vAlign w:val="center"/>
-          </w:tcPr>
-          <w:p>
-            <w:pPr>
-              <w:jc w:val="both"/>
-              <w:rPr>
                 <w:rFonts w:cstheme="minorHAnsi"/>
                 <w:i/>
                 <w:szCs w:val="24"/>
@@ -10763,7 +10774,16 @@
         <w:jc w:val="both"/>
       </w:pPr>
       <w:r>
-        <w:t xml:space="preserve">La Definition of Done (DoD) establece cuándo una historia de usuario puede considerarse terminada. Se incorporó al marco de trabajo después del Sprint 1, cuyo principal aprendizaje fue que una planificación sin un criterio de término verificable permite que el desarrollo se detenga sin que ninguna alarma se active. Desde el Sprint 2, </w:t>
+        <w:t xml:space="preserve">La </w:t>
+      </w:r>
+      <w:r>
+        <w:rPr>
+          <w:i/>
+        </w:rPr>
+        <w:t>Definition of Done</w:t>
+      </w:r>
+      <w:r>
+        <w:t xml:space="preserve"> (DoD) establece cuándo una historia de usuario puede considerarse terminada. Se incorporó al marco de trabajo después del Sprint 1, cuyo principal aprendizaje fue que una planificación sin un criterio de término verificable permite que el desarrollo se detenga sin que ninguna alarma se active. Desde el Sprint 2, </w:t>
       </w:r>
       <w:r>
         <w:rPr>
@@ -10816,7 +10836,16 @@
         <w:jc w:val="both"/>
       </w:pPr>
       <w:r>
-        <w:t>El código está en la rama de la semana y se integra a main mediante pull request revisado por el otro integrante.</w:t>
+        <w:t xml:space="preserve">El código está en la rama de la semana y se integra a main mediante </w:t>
+      </w:r>
+      <w:r>
+        <w:rPr>
+          <w:i/>
+        </w:rPr>
+        <w:t>pull request</w:t>
+      </w:r>
+      <w:r>
+        <w:t xml:space="preserve"> revisado por el otro integrante.</w:t>
       </w:r>
     </w:p>
     <w:p>
@@ -10925,7 +10954,25 @@
         <w:jc w:val="both"/>
       </w:pPr>
       <w:r>
-        <w:t>El DoD de negocio se verifica con las pruebas automatizadas de cada criterio y con la demostración al cierre del sprint. El DoD técnico se verifica en la revisión del pull request semanal: el revisor comprueba la lista antes de aprobar la integración a la rama principal. Las referencias CF y PNF corresponden al catálogo de casos de prueba funcionales y no funcionales del repositorio (docs/10-casos-de-prueba.md).</w:t>
+        <w:t xml:space="preserve">El DoD de negocio se verifica con las pruebas automatizadas de cada criterio y con la demostración al cierre del </w:t>
+      </w:r>
+      <w:r>
+        <w:rPr>
+          <w:i/>
+        </w:rPr>
+        <w:t>sprint</w:t>
+      </w:r>
+      <w:r>
+        <w:t xml:space="preserve">. El DoD técnico se verifica en la revisión del </w:t>
+      </w:r>
+      <w:r>
+        <w:rPr>
+          <w:i/>
+        </w:rPr>
+        <w:t>pull request</w:t>
+      </w:r>
+      <w:r>
+        <w:t xml:space="preserve"> semanal: el revisor comprueba la lista antes de aprobar la integración a la rama principal. Las referencias CF y PNF corresponden al catálogo de casos de prueba funcionales y no funcionales del repositorio (docs/10-casos-de-prueba.md).</w:t>
       </w:r>
     </w:p>
     <w:p>

--- a/Fase 2/Evidencias Proyecto (version Agil)/Documento 04- Definition of Done.docx
+++ b/Fase 2/Evidencias Proyecto (version Agil)/Documento 04- Definition of Done.docx
@@ -12334,7 +12334,7 @@
         <w:t>Sprint:</w:t>
       </w:r>
       <w:r>
-        <w:t xml:space="preserve"> 3.</w:t>
+        <w:t xml:space="preserve"> 2.</w:t>
       </w:r>
     </w:p>
     <w:p>
